--- a/ゲーム科2年/00_前期/ゲーム開発Ⅲ/ゲーム物理学/テスト/02_回転力学まで.docx
+++ b/ゲーム科2年/00_前期/ゲーム開発Ⅲ/ゲーム物理学/テスト/02_回転力学まで.docx
@@ -913,7 +913,21 @@
           <w:rFonts w:hint="eastAsia"/>
           <w:szCs w:val="21"/>
         </w:rPr>
-        <w:t xml:space="preserve">問４　</w:t>
+        <w:t>問</w:t>
+      </w:r>
+      <w:r>
+        <w:rPr>
+          <w:rFonts w:hint="eastAsia"/>
+          <w:szCs w:val="21"/>
+        </w:rPr>
+        <w:t>５</w:t>
+      </w:r>
+      <w:r>
+        <w:rPr>
+          <w:rFonts w:hint="eastAsia"/>
+          <w:szCs w:val="21"/>
+        </w:rPr>
+        <w:t xml:space="preserve">　</w:t>
       </w:r>
       <w:r>
         <w:rPr>
@@ -1018,7 +1032,21 @@
           <w:rFonts w:hint="eastAsia"/>
           <w:szCs w:val="21"/>
         </w:rPr>
-        <w:t xml:space="preserve">問５　</w:t>
+        <w:t>問</w:t>
+      </w:r>
+      <w:r>
+        <w:rPr>
+          <w:rFonts w:hint="eastAsia"/>
+          <w:szCs w:val="21"/>
+        </w:rPr>
+        <w:t>６</w:t>
+      </w:r>
+      <w:r>
+        <w:rPr>
+          <w:rFonts w:hint="eastAsia"/>
+          <w:szCs w:val="21"/>
+        </w:rPr>
+        <w:t xml:space="preserve">　</w:t>
       </w:r>
       <w:r>
         <w:rPr>
@@ -1080,9 +1108,10 @@
       </w:r>
       <w:r>
         <w:rPr>
-          <w:szCs w:val="21"/>
-        </w:rPr>
-        <w:t>15</w:t>
+          <w:rFonts w:hint="eastAsia"/>
+          <w:szCs w:val="21"/>
+        </w:rPr>
+        <w:t>20</w:t>
       </w:r>
       <w:r>
         <w:rPr>
@@ -1490,9 +1519,16 @@
       </w:r>
       <w:r>
         <w:rPr>
-          <w:szCs w:val="21"/>
-        </w:rPr>
-        <w:t>30°=</w:t>
+          <w:rFonts w:hint="eastAsia"/>
+          <w:szCs w:val="21"/>
+        </w:rPr>
+        <w:t>10</w:t>
+      </w:r>
+      <w:r>
+        <w:rPr>
+          <w:szCs w:val="21"/>
+        </w:rPr>
+        <w:t>°=</w:t>
       </w:r>
       <w:r>
         <w:rPr>
@@ -2123,71 +2159,62 @@
     <w:p>
       <w:pPr>
         <w:rPr>
-          <w:rFonts w:hint="eastAsia"/>
-          <w:szCs w:val="21"/>
-        </w:rPr>
-      </w:pPr>
-    </w:p>
-    <w:p>
-      <w:pPr>
-        <w:rPr>
-          <w:rFonts w:hint="eastAsia"/>
-          <w:szCs w:val="21"/>
-        </w:rPr>
-      </w:pPr>
-    </w:p>
-    <w:p>
-      <w:pPr>
-        <w:rPr>
-          <w:rFonts w:hint="eastAsia"/>
-          <w:szCs w:val="21"/>
-        </w:rPr>
-      </w:pPr>
-    </w:p>
-    <w:p>
-      <w:pPr>
-        <w:rPr>
-          <w:rFonts w:hint="eastAsia"/>
-          <w:szCs w:val="21"/>
-        </w:rPr>
-      </w:pPr>
-    </w:p>
-    <w:p>
-      <w:pPr>
-        <w:rPr>
-          <w:rFonts w:hint="eastAsia"/>
-          <w:szCs w:val="21"/>
-        </w:rPr>
-      </w:pPr>
-    </w:p>
-    <w:p>
-      <w:pPr>
-        <w:rPr>
-          <w:rFonts w:hint="eastAsia"/>
-          <w:szCs w:val="21"/>
-        </w:rPr>
-      </w:pPr>
-    </w:p>
-    <w:p>
-      <w:pPr>
-        <w:rPr>
-          <w:rFonts w:hint="eastAsia"/>
-          <w:szCs w:val="21"/>
-        </w:rPr>
-      </w:pPr>
-    </w:p>
-    <w:p>
-      <w:pPr>
-        <w:rPr>
-          <w:rFonts w:hint="eastAsia"/>
-          <w:szCs w:val="21"/>
-        </w:rPr>
-      </w:pPr>
-    </w:p>
-    <w:p>
-      <w:pPr>
-        <w:rPr>
-          <w:rFonts w:hint="eastAsia"/>
+          <w:szCs w:val="21"/>
+        </w:rPr>
+      </w:pPr>
+    </w:p>
+    <w:p>
+      <w:pPr>
+        <w:rPr>
+          <w:szCs w:val="21"/>
+        </w:rPr>
+      </w:pPr>
+    </w:p>
+    <w:p>
+      <w:pPr>
+        <w:rPr>
+          <w:szCs w:val="21"/>
+        </w:rPr>
+      </w:pPr>
+    </w:p>
+    <w:p>
+      <w:pPr>
+        <w:rPr>
+          <w:szCs w:val="21"/>
+        </w:rPr>
+      </w:pPr>
+    </w:p>
+    <w:p>
+      <w:pPr>
+        <w:rPr>
+          <w:szCs w:val="21"/>
+        </w:rPr>
+      </w:pPr>
+    </w:p>
+    <w:p>
+      <w:pPr>
+        <w:rPr>
+          <w:szCs w:val="21"/>
+        </w:rPr>
+      </w:pPr>
+    </w:p>
+    <w:p>
+      <w:pPr>
+        <w:rPr>
+          <w:szCs w:val="21"/>
+        </w:rPr>
+      </w:pPr>
+    </w:p>
+    <w:p>
+      <w:pPr>
+        <w:rPr>
+          <w:szCs w:val="21"/>
+        </w:rPr>
+      </w:pPr>
+    </w:p>
+    <w:p>
+      <w:pPr>
+        <w:rPr>
           <w:szCs w:val="21"/>
         </w:rPr>
       </w:pPr>
@@ -2238,7 +2265,6 @@
         <w:pStyle w:val="a4"/>
         <w:ind w:leftChars="0" w:left="360"/>
         <w:rPr>
-          <w:rFonts w:hint="eastAsia"/>
           <w:szCs w:val="21"/>
         </w:rPr>
       </w:pPr>
@@ -2955,7 +2981,6 @@
     <w:p>
       <w:pPr>
         <w:rPr>
-          <w:rFonts w:hint="eastAsia"/>
           <w:szCs w:val="21"/>
         </w:rPr>
       </w:pPr>
@@ -6742,6 +6767,7 @@
   <w:style w:type="character" w:default="1" w:styleId="a0">
     <w:name w:val="Default Paragraph Font"/>
     <w:uiPriority w:val="1"/>
+    <w:semiHidden/>
     <w:unhideWhenUsed/>
   </w:style>
   <w:style w:type="table" w:default="1" w:styleId="a1">

--- a/ゲーム科2年/00_前期/ゲーム開発Ⅲ/ゲーム物理学/テスト/02_回転力学まで.docx
+++ b/ゲーム科2年/00_前期/ゲーム開発Ⅲ/ゲーム物理学/テスト/02_回転力学まで.docx
@@ -1225,7 +1225,21 @@
           <w:rFonts w:hint="eastAsia"/>
           <w:szCs w:val="21"/>
         </w:rPr>
-        <w:t xml:space="preserve">問６　</w:t>
+        <w:t>問</w:t>
+      </w:r>
+      <w:r>
+        <w:rPr>
+          <w:rFonts w:hint="eastAsia"/>
+          <w:szCs w:val="21"/>
+        </w:rPr>
+        <w:t>７</w:t>
+      </w:r>
+      <w:r>
+        <w:rPr>
+          <w:rFonts w:hint="eastAsia"/>
+          <w:szCs w:val="21"/>
+        </w:rPr>
+        <w:t xml:space="preserve">　</w:t>
       </w:r>
       <w:r>
         <w:rPr>
@@ -1417,7 +1431,21 @@
           <w:rFonts w:hint="eastAsia"/>
           <w:szCs w:val="21"/>
         </w:rPr>
-        <w:t xml:space="preserve">問７　</w:t>
+        <w:t>問</w:t>
+      </w:r>
+      <w:r>
+        <w:rPr>
+          <w:rFonts w:hint="eastAsia"/>
+          <w:szCs w:val="21"/>
+        </w:rPr>
+        <w:t>８</w:t>
+      </w:r>
+      <w:r>
+        <w:rPr>
+          <w:rFonts w:hint="eastAsia"/>
+          <w:szCs w:val="21"/>
+        </w:rPr>
+        <w:t xml:space="preserve">　</w:t>
       </w:r>
       <w:r>
         <w:rPr>
@@ -1694,7 +1722,21 @@
           <w:rFonts w:hint="eastAsia"/>
           <w:szCs w:val="21"/>
         </w:rPr>
-        <w:t xml:space="preserve">問８　</w:t>
+        <w:t>問</w:t>
+      </w:r>
+      <w:r>
+        <w:rPr>
+          <w:rFonts w:hint="eastAsia"/>
+          <w:szCs w:val="21"/>
+        </w:rPr>
+        <w:t>９</w:t>
+      </w:r>
+      <w:r>
+        <w:rPr>
+          <w:rFonts w:hint="eastAsia"/>
+          <w:szCs w:val="21"/>
+        </w:rPr>
+        <w:t xml:space="preserve">　</w:t>
       </w:r>
       <w:r>
         <w:rPr>
@@ -1922,7 +1964,21 @@
           <w:rFonts w:hint="eastAsia"/>
           <w:szCs w:val="21"/>
         </w:rPr>
-        <w:t xml:space="preserve">問９　</w:t>
+        <w:t>問</w:t>
+      </w:r>
+      <w:r>
+        <w:rPr>
+          <w:rFonts w:hint="eastAsia"/>
+          <w:szCs w:val="21"/>
+        </w:rPr>
+        <w:t>１０</w:t>
+      </w:r>
+      <w:r>
+        <w:rPr>
+          <w:rFonts w:hint="eastAsia"/>
+          <w:szCs w:val="21"/>
+        </w:rPr>
+        <w:t xml:space="preserve">　</w:t>
       </w:r>
       <w:r>
         <w:rPr>
@@ -2362,7 +2418,21 @@
           <w:rFonts w:hint="eastAsia"/>
           <w:szCs w:val="21"/>
         </w:rPr>
-        <w:t xml:space="preserve">問１０　</w:t>
+        <w:t>問</w:t>
+      </w:r>
+      <w:r>
+        <w:rPr>
+          <w:rFonts w:hint="eastAsia"/>
+          <w:szCs w:val="21"/>
+        </w:rPr>
+        <w:t>１１</w:t>
+      </w:r>
+      <w:r>
+        <w:rPr>
+          <w:rFonts w:hint="eastAsia"/>
+          <w:szCs w:val="21"/>
+        </w:rPr>
+        <w:t xml:space="preserve">　</w:t>
       </w:r>
       <w:r>
         <w:rPr>
@@ -2501,7 +2571,21 @@
           <w:rFonts w:hint="eastAsia"/>
           <w:szCs w:val="21"/>
         </w:rPr>
-        <w:t xml:space="preserve">問１１　</w:t>
+        <w:t>問１</w:t>
+      </w:r>
+      <w:r>
+        <w:rPr>
+          <w:rFonts w:hint="eastAsia"/>
+          <w:szCs w:val="21"/>
+        </w:rPr>
+        <w:t>２</w:t>
+      </w:r>
+      <w:r>
+        <w:rPr>
+          <w:rFonts w:hint="eastAsia"/>
+          <w:szCs w:val="21"/>
+        </w:rPr>
+        <w:t xml:space="preserve">　</w:t>
       </w:r>
       <w:r>
         <w:rPr>
@@ -2869,7 +2953,21 @@
           <w:rFonts w:hint="eastAsia"/>
           <w:szCs w:val="21"/>
         </w:rPr>
-        <w:t xml:space="preserve">問１２　</w:t>
+        <w:t>問１</w:t>
+      </w:r>
+      <w:r>
+        <w:rPr>
+          <w:rFonts w:hint="eastAsia"/>
+          <w:szCs w:val="21"/>
+        </w:rPr>
+        <w:t>３</w:t>
+      </w:r>
+      <w:r>
+        <w:rPr>
+          <w:rFonts w:hint="eastAsia"/>
+          <w:szCs w:val="21"/>
+        </w:rPr>
+        <w:t xml:space="preserve">　</w:t>
       </w:r>
       <w:r>
         <w:rPr>
